--- a/1-运维服务目录/ZGS-01-01运维服务目录管理制度.docx
+++ b/1-运维服务目录/ZGS-01-01运维服务目录管理制度.docx
@@ -21,7 +21,7 @@
         <w:spacing w:before="3120" w:beforeLines="1000"/>
         <w:textAlignment w:val="baseline"/>
       </w:pPr>
-      <w:bookmarkStart w:id="0" w:name="_Toc23650"/>
+      <w:bookmarkStart w:id="0" w:name="_Toc15741"/>
       <w:r>
         <w:rPr>
           <w:rFonts w:hint="eastAsia"/>
@@ -54,7 +54,7 @@
           <w:lang w:val="en-US" w:eastAsia="zh-CN"/>
         </w:rPr>
       </w:pPr>
-      <w:bookmarkStart w:id="1" w:name="_Toc10986"/>
+      <w:bookmarkStart w:id="1" w:name="_Toc20041"/>
       <w:r>
         <w:rPr>
           <w:rFonts w:hint="eastAsia"/>
@@ -1576,7 +1576,7 @@
               <w:rFonts w:hint="eastAsia" w:ascii="宋体" w:hAnsi="宋体" w:eastAsia="宋体" w:cs="宋体"/>
               <w:szCs w:val="24"/>
             </w:rPr>
-            <w:instrText xml:space="preserve"> HYPERLINK \l _Toc23650 </w:instrText>
+            <w:instrText xml:space="preserve"> HYPERLINK \l _Toc15741 </w:instrText>
           </w:r>
           <w:r>
             <w:rPr>
@@ -1599,7 +1599,7 @@
             <w:fldChar w:fldCharType="begin"/>
           </w:r>
           <w:r>
-            <w:instrText xml:space="preserve"> PAGEREF _Toc23650 \h </w:instrText>
+            <w:instrText xml:space="preserve"> PAGEREF _Toc15741 \h </w:instrText>
           </w:r>
           <w:r>
             <w:fldChar w:fldCharType="separate"/>
@@ -1637,7 +1637,7 @@
               <w:rFonts w:hint="eastAsia" w:ascii="宋体" w:hAnsi="宋体" w:eastAsia="宋体" w:cs="宋体"/>
               <w:szCs w:val="24"/>
             </w:rPr>
-            <w:instrText xml:space="preserve"> HYPERLINK \l _Toc10986 </w:instrText>
+            <w:instrText xml:space="preserve"> HYPERLINK \l _Toc20041 </w:instrText>
           </w:r>
           <w:r>
             <w:rPr>
@@ -1660,7 +1660,7 @@
             <w:fldChar w:fldCharType="begin"/>
           </w:r>
           <w:r>
-            <w:instrText xml:space="preserve"> PAGEREF _Toc10986 \h </w:instrText>
+            <w:instrText xml:space="preserve"> PAGEREF _Toc20041 \h </w:instrText>
           </w:r>
           <w:r>
             <w:fldChar w:fldCharType="separate"/>
@@ -1698,7 +1698,7 @@
               <w:rFonts w:hint="eastAsia" w:ascii="宋体" w:hAnsi="宋体" w:eastAsia="宋体" w:cs="宋体"/>
               <w:szCs w:val="24"/>
             </w:rPr>
-            <w:instrText xml:space="preserve"> HYPERLINK \l _Toc7624 </w:instrText>
+            <w:instrText xml:space="preserve"> HYPERLINK \l _Toc31471 </w:instrText>
           </w:r>
           <w:r>
             <w:rPr>
@@ -1727,7 +1727,7 @@
             <w:fldChar w:fldCharType="begin"/>
           </w:r>
           <w:r>
-            <w:instrText xml:space="preserve"> PAGEREF _Toc7624 \h </w:instrText>
+            <w:instrText xml:space="preserve"> PAGEREF _Toc31471 \h </w:instrText>
           </w:r>
           <w:r>
             <w:fldChar w:fldCharType="separate"/>
@@ -1765,7 +1765,7 @@
               <w:rFonts w:hint="eastAsia" w:ascii="宋体" w:hAnsi="宋体" w:eastAsia="宋体" w:cs="宋体"/>
               <w:szCs w:val="24"/>
             </w:rPr>
-            <w:instrText xml:space="preserve"> HYPERLINK \l _Toc21826 </w:instrText>
+            <w:instrText xml:space="preserve"> HYPERLINK \l _Toc22030 </w:instrText>
           </w:r>
           <w:r>
             <w:rPr>
@@ -1795,7 +1795,7 @@
             <w:fldChar w:fldCharType="begin"/>
           </w:r>
           <w:r>
-            <w:instrText xml:space="preserve"> PAGEREF _Toc21826 \h </w:instrText>
+            <w:instrText xml:space="preserve"> PAGEREF _Toc22030 \h </w:instrText>
           </w:r>
           <w:r>
             <w:fldChar w:fldCharType="separate"/>
@@ -1833,7 +1833,7 @@
               <w:rFonts w:hint="eastAsia" w:ascii="宋体" w:hAnsi="宋体" w:eastAsia="宋体" w:cs="宋体"/>
               <w:szCs w:val="24"/>
             </w:rPr>
-            <w:instrText xml:space="preserve"> HYPERLINK \l _Toc15431 </w:instrText>
+            <w:instrText xml:space="preserve"> HYPERLINK \l _Toc26345 </w:instrText>
           </w:r>
           <w:r>
             <w:rPr>
@@ -1863,7 +1863,7 @@
             <w:fldChar w:fldCharType="begin"/>
           </w:r>
           <w:r>
-            <w:instrText xml:space="preserve"> PAGEREF _Toc15431 \h </w:instrText>
+            <w:instrText xml:space="preserve"> PAGEREF _Toc26345 \h </w:instrText>
           </w:r>
           <w:r>
             <w:fldChar w:fldCharType="separate"/>
@@ -1901,7 +1901,7 @@
               <w:rFonts w:hint="eastAsia" w:ascii="宋体" w:hAnsi="宋体" w:eastAsia="宋体" w:cs="宋体"/>
               <w:szCs w:val="24"/>
             </w:rPr>
-            <w:instrText xml:space="preserve"> HYPERLINK \l _Toc26056 </w:instrText>
+            <w:instrText xml:space="preserve"> HYPERLINK \l _Toc15711 </w:instrText>
           </w:r>
           <w:r>
             <w:rPr>
@@ -1931,7 +1931,7 @@
             <w:fldChar w:fldCharType="begin"/>
           </w:r>
           <w:r>
-            <w:instrText xml:space="preserve"> PAGEREF _Toc26056 \h </w:instrText>
+            <w:instrText xml:space="preserve"> PAGEREF _Toc15711 \h </w:instrText>
           </w:r>
           <w:r>
             <w:fldChar w:fldCharType="separate"/>
@@ -1969,7 +1969,7 @@
               <w:rFonts w:hint="eastAsia" w:ascii="宋体" w:hAnsi="宋体" w:eastAsia="宋体" w:cs="宋体"/>
               <w:szCs w:val="24"/>
             </w:rPr>
-            <w:instrText xml:space="preserve"> HYPERLINK \l _Toc30915 </w:instrText>
+            <w:instrText xml:space="preserve"> HYPERLINK \l _Toc4056 </w:instrText>
           </w:r>
           <w:r>
             <w:rPr>
@@ -1999,7 +1999,7 @@
             <w:fldChar w:fldCharType="begin"/>
           </w:r>
           <w:r>
-            <w:instrText xml:space="preserve"> PAGEREF _Toc30915 \h </w:instrText>
+            <w:instrText xml:space="preserve"> PAGEREF _Toc4056 \h </w:instrText>
           </w:r>
           <w:r>
             <w:fldChar w:fldCharType="separate"/>
@@ -2037,7 +2037,7 @@
               <w:rFonts w:hint="eastAsia" w:ascii="宋体" w:hAnsi="宋体" w:eastAsia="宋体" w:cs="宋体"/>
               <w:szCs w:val="24"/>
             </w:rPr>
-            <w:instrText xml:space="preserve"> HYPERLINK \l _Toc20428 </w:instrText>
+            <w:instrText xml:space="preserve"> HYPERLINK \l _Toc1042 </w:instrText>
           </w:r>
           <w:r>
             <w:rPr>
@@ -2058,8 +2058,17 @@
               <w:rFonts w:hint="eastAsia"/>
               <w:lang w:val="en-US" w:eastAsia="zh-CN"/>
             </w:rPr>
-            <w:t>总经理</w:t>
-          </w:r>
+            <w:t>总</w:t>
+          </w:r>
+          <w:bookmarkStart w:id="38" w:name="_GoBack"/>
+          <w:r>
+            <w:rPr>
+              <w:rFonts w:hint="eastAsia"/>
+              <w:lang w:val="en-US" w:eastAsia="zh-CN"/>
+            </w:rPr>
+            <w:t>经理</w:t>
+          </w:r>
+          <w:bookmarkEnd w:id="38"/>
           <w:r>
             <w:tab/>
           </w:r>
@@ -2067,7 +2076,7 @@
             <w:fldChar w:fldCharType="begin"/>
           </w:r>
           <w:r>
-            <w:instrText xml:space="preserve"> PAGEREF _Toc20428 \h </w:instrText>
+            <w:instrText xml:space="preserve"> PAGEREF _Toc1042 \h </w:instrText>
           </w:r>
           <w:r>
             <w:fldChar w:fldCharType="separate"/>
@@ -2105,7 +2114,7 @@
               <w:rFonts w:hint="eastAsia" w:ascii="宋体" w:hAnsi="宋体" w:eastAsia="宋体" w:cs="宋体"/>
               <w:szCs w:val="24"/>
             </w:rPr>
-            <w:instrText xml:space="preserve"> HYPERLINK \l _Toc8054 </w:instrText>
+            <w:instrText xml:space="preserve"> HYPERLINK \l _Toc23786 </w:instrText>
           </w:r>
           <w:r>
             <w:rPr>
@@ -2128,7 +2137,7 @@
             <w:fldChar w:fldCharType="begin"/>
           </w:r>
           <w:r>
-            <w:instrText xml:space="preserve"> PAGEREF _Toc8054 \h </w:instrText>
+            <w:instrText xml:space="preserve"> PAGEREF _Toc23786 \h </w:instrText>
           </w:r>
           <w:r>
             <w:fldChar w:fldCharType="separate"/>
@@ -2166,7 +2175,7 @@
               <w:rFonts w:hint="eastAsia" w:ascii="宋体" w:hAnsi="宋体" w:eastAsia="宋体" w:cs="宋体"/>
               <w:szCs w:val="24"/>
             </w:rPr>
-            <w:instrText xml:space="preserve"> HYPERLINK \l _Toc25628 </w:instrText>
+            <w:instrText xml:space="preserve"> HYPERLINK \l _Toc2176 </w:instrText>
           </w:r>
           <w:r>
             <w:rPr>
@@ -2189,7 +2198,7 @@
             <w:fldChar w:fldCharType="begin"/>
           </w:r>
           <w:r>
-            <w:instrText xml:space="preserve"> PAGEREF _Toc25628 \h </w:instrText>
+            <w:instrText xml:space="preserve"> PAGEREF _Toc2176 \h </w:instrText>
           </w:r>
           <w:r>
             <w:fldChar w:fldCharType="separate"/>
@@ -2227,7 +2236,7 @@
               <w:rFonts w:hint="eastAsia" w:ascii="宋体" w:hAnsi="宋体" w:eastAsia="宋体" w:cs="宋体"/>
               <w:szCs w:val="24"/>
             </w:rPr>
-            <w:instrText xml:space="preserve"> HYPERLINK \l _Toc9579 </w:instrText>
+            <w:instrText xml:space="preserve"> HYPERLINK \l _Toc8019 </w:instrText>
           </w:r>
           <w:r>
             <w:rPr>
@@ -2257,7 +2266,7 @@
             <w:fldChar w:fldCharType="begin"/>
           </w:r>
           <w:r>
-            <w:instrText xml:space="preserve"> PAGEREF _Toc9579 \h </w:instrText>
+            <w:instrText xml:space="preserve"> PAGEREF _Toc8019 \h </w:instrText>
           </w:r>
           <w:r>
             <w:fldChar w:fldCharType="separate"/>
@@ -2295,7 +2304,7 @@
               <w:rFonts w:hint="eastAsia" w:ascii="宋体" w:hAnsi="宋体" w:eastAsia="宋体" w:cs="宋体"/>
               <w:szCs w:val="24"/>
             </w:rPr>
-            <w:instrText xml:space="preserve"> HYPERLINK \l _Toc29994 </w:instrText>
+            <w:instrText xml:space="preserve"> HYPERLINK \l _Toc6729 </w:instrText>
           </w:r>
           <w:r>
             <w:rPr>
@@ -2325,7 +2334,7 @@
             <w:fldChar w:fldCharType="begin"/>
           </w:r>
           <w:r>
-            <w:instrText xml:space="preserve"> PAGEREF _Toc29994 \h </w:instrText>
+            <w:instrText xml:space="preserve"> PAGEREF _Toc6729 \h </w:instrText>
           </w:r>
           <w:r>
             <w:fldChar w:fldCharType="separate"/>
@@ -2363,7 +2372,7 @@
               <w:rFonts w:hint="eastAsia" w:ascii="宋体" w:hAnsi="宋体" w:eastAsia="宋体" w:cs="宋体"/>
               <w:szCs w:val="24"/>
             </w:rPr>
-            <w:instrText xml:space="preserve"> HYPERLINK \l _Toc18075 </w:instrText>
+            <w:instrText xml:space="preserve"> HYPERLINK \l _Toc1672 </w:instrText>
           </w:r>
           <w:r>
             <w:rPr>
@@ -2392,7 +2401,7 @@
             <w:fldChar w:fldCharType="begin"/>
           </w:r>
           <w:r>
-            <w:instrText xml:space="preserve"> PAGEREF _Toc18075 \h </w:instrText>
+            <w:instrText xml:space="preserve"> PAGEREF _Toc1672 \h </w:instrText>
           </w:r>
           <w:r>
             <w:fldChar w:fldCharType="separate"/>
@@ -2430,7 +2439,7 @@
               <w:rFonts w:hint="eastAsia" w:ascii="宋体" w:hAnsi="宋体" w:eastAsia="宋体" w:cs="宋体"/>
               <w:szCs w:val="24"/>
             </w:rPr>
-            <w:instrText xml:space="preserve"> HYPERLINK \l _Toc23851 </w:instrText>
+            <w:instrText xml:space="preserve"> HYPERLINK \l _Toc6172 </w:instrText>
           </w:r>
           <w:r>
             <w:rPr>
@@ -2460,7 +2469,7 @@
             <w:fldChar w:fldCharType="begin"/>
           </w:r>
           <w:r>
-            <w:instrText xml:space="preserve"> PAGEREF _Toc23851 \h </w:instrText>
+            <w:instrText xml:space="preserve"> PAGEREF _Toc6172 \h </w:instrText>
           </w:r>
           <w:r>
             <w:fldChar w:fldCharType="separate"/>
@@ -2498,7 +2507,7 @@
               <w:rFonts w:hint="eastAsia" w:ascii="宋体" w:hAnsi="宋体" w:eastAsia="宋体" w:cs="宋体"/>
               <w:szCs w:val="24"/>
             </w:rPr>
-            <w:instrText xml:space="preserve"> HYPERLINK \l _Toc20989 </w:instrText>
+            <w:instrText xml:space="preserve"> HYPERLINK \l _Toc22365 </w:instrText>
           </w:r>
           <w:r>
             <w:rPr>
@@ -2521,7 +2530,7 @@
             <w:fldChar w:fldCharType="begin"/>
           </w:r>
           <w:r>
-            <w:instrText xml:space="preserve"> PAGEREF _Toc20989 \h </w:instrText>
+            <w:instrText xml:space="preserve"> PAGEREF _Toc22365 \h </w:instrText>
           </w:r>
           <w:r>
             <w:fldChar w:fldCharType="separate"/>
@@ -2559,7 +2568,7 @@
               <w:rFonts w:hint="eastAsia" w:ascii="宋体" w:hAnsi="宋体" w:eastAsia="宋体" w:cs="宋体"/>
               <w:szCs w:val="24"/>
             </w:rPr>
-            <w:instrText xml:space="preserve"> HYPERLINK \l _Toc32368 </w:instrText>
+            <w:instrText xml:space="preserve"> HYPERLINK \l _Toc6354 </w:instrText>
           </w:r>
           <w:r>
             <w:rPr>
@@ -2582,7 +2591,7 @@
             <w:fldChar w:fldCharType="begin"/>
           </w:r>
           <w:r>
-            <w:instrText xml:space="preserve"> PAGEREF _Toc32368 \h </w:instrText>
+            <w:instrText xml:space="preserve"> PAGEREF _Toc6354 \h </w:instrText>
           </w:r>
           <w:r>
             <w:fldChar w:fldCharType="separate"/>
@@ -2620,7 +2629,7 @@
               <w:rFonts w:hint="eastAsia" w:ascii="宋体" w:hAnsi="宋体" w:eastAsia="宋体" w:cs="宋体"/>
               <w:szCs w:val="24"/>
             </w:rPr>
-            <w:instrText xml:space="preserve"> HYPERLINK \l _Toc31500 </w:instrText>
+            <w:instrText xml:space="preserve"> HYPERLINK \l _Toc1337 </w:instrText>
           </w:r>
           <w:r>
             <w:rPr>
@@ -2643,7 +2652,7 @@
             <w:fldChar w:fldCharType="begin"/>
           </w:r>
           <w:r>
-            <w:instrText xml:space="preserve"> PAGEREF _Toc31500 \h </w:instrText>
+            <w:instrText xml:space="preserve"> PAGEREF _Toc1337 \h </w:instrText>
           </w:r>
           <w:r>
             <w:fldChar w:fldCharType="separate"/>
@@ -2681,7 +2690,7 @@
               <w:rFonts w:hint="eastAsia" w:ascii="宋体" w:hAnsi="宋体" w:eastAsia="宋体" w:cs="宋体"/>
               <w:szCs w:val="24"/>
             </w:rPr>
-            <w:instrText xml:space="preserve"> HYPERLINK \l _Toc22345 </w:instrText>
+            <w:instrText xml:space="preserve"> HYPERLINK \l _Toc25187 </w:instrText>
           </w:r>
           <w:r>
             <w:rPr>
@@ -2704,7 +2713,7 @@
             <w:fldChar w:fldCharType="begin"/>
           </w:r>
           <w:r>
-            <w:instrText xml:space="preserve"> PAGEREF _Toc22345 \h </w:instrText>
+            <w:instrText xml:space="preserve"> PAGEREF _Toc25187 \h </w:instrText>
           </w:r>
           <w:r>
             <w:fldChar w:fldCharType="separate"/>
@@ -2742,7 +2751,7 @@
               <w:rFonts w:hint="eastAsia" w:ascii="宋体" w:hAnsi="宋体" w:eastAsia="宋体" w:cs="宋体"/>
               <w:szCs w:val="24"/>
             </w:rPr>
-            <w:instrText xml:space="preserve"> HYPERLINK \l _Toc1170 </w:instrText>
+            <w:instrText xml:space="preserve"> HYPERLINK \l _Toc1462 </w:instrText>
           </w:r>
           <w:r>
             <w:rPr>
@@ -2765,7 +2774,7 @@
             <w:fldChar w:fldCharType="begin"/>
           </w:r>
           <w:r>
-            <w:instrText xml:space="preserve"> PAGEREF _Toc1170 \h </w:instrText>
+            <w:instrText xml:space="preserve"> PAGEREF _Toc1462 \h </w:instrText>
           </w:r>
           <w:r>
             <w:fldChar w:fldCharType="separate"/>
@@ -2803,7 +2812,7 @@
               <w:rFonts w:hint="eastAsia" w:ascii="宋体" w:hAnsi="宋体" w:eastAsia="宋体" w:cs="宋体"/>
               <w:szCs w:val="24"/>
             </w:rPr>
-            <w:instrText xml:space="preserve"> HYPERLINK \l _Toc20011 </w:instrText>
+            <w:instrText xml:space="preserve"> HYPERLINK \l _Toc17787 </w:instrText>
           </w:r>
           <w:r>
             <w:rPr>
@@ -2826,7 +2835,7 @@
             <w:fldChar w:fldCharType="begin"/>
           </w:r>
           <w:r>
-            <w:instrText xml:space="preserve"> PAGEREF _Toc20011 \h </w:instrText>
+            <w:instrText xml:space="preserve"> PAGEREF _Toc17787 \h </w:instrText>
           </w:r>
           <w:r>
             <w:fldChar w:fldCharType="separate"/>
@@ -2864,7 +2873,7 @@
               <w:rFonts w:hint="eastAsia" w:ascii="宋体" w:hAnsi="宋体" w:eastAsia="宋体" w:cs="宋体"/>
               <w:szCs w:val="24"/>
             </w:rPr>
-            <w:instrText xml:space="preserve"> HYPERLINK \l _Toc30391 </w:instrText>
+            <w:instrText xml:space="preserve"> HYPERLINK \l _Toc14946 </w:instrText>
           </w:r>
           <w:r>
             <w:rPr>
@@ -2887,7 +2896,7 @@
             <w:fldChar w:fldCharType="begin"/>
           </w:r>
           <w:r>
-            <w:instrText xml:space="preserve"> PAGEREF _Toc30391 \h </w:instrText>
+            <w:instrText xml:space="preserve"> PAGEREF _Toc14946 \h </w:instrText>
           </w:r>
           <w:r>
             <w:fldChar w:fldCharType="separate"/>
@@ -2925,7 +2934,7 @@
               <w:rFonts w:hint="eastAsia" w:ascii="宋体" w:hAnsi="宋体" w:eastAsia="宋体" w:cs="宋体"/>
               <w:szCs w:val="24"/>
             </w:rPr>
-            <w:instrText xml:space="preserve"> HYPERLINK \l _Toc16378 </w:instrText>
+            <w:instrText xml:space="preserve"> HYPERLINK \l _Toc27320 </w:instrText>
           </w:r>
           <w:r>
             <w:rPr>
@@ -2948,7 +2957,7 @@
             <w:fldChar w:fldCharType="begin"/>
           </w:r>
           <w:r>
-            <w:instrText xml:space="preserve"> PAGEREF _Toc16378 \h </w:instrText>
+            <w:instrText xml:space="preserve"> PAGEREF _Toc27320 \h </w:instrText>
           </w:r>
           <w:r>
             <w:fldChar w:fldCharType="separate"/>
@@ -2986,7 +2995,7 @@
               <w:rFonts w:hint="eastAsia" w:ascii="宋体" w:hAnsi="宋体" w:eastAsia="宋体" w:cs="宋体"/>
               <w:szCs w:val="24"/>
             </w:rPr>
-            <w:instrText xml:space="preserve"> HYPERLINK \l _Toc25259 </w:instrText>
+            <w:instrText xml:space="preserve"> HYPERLINK \l _Toc27015 </w:instrText>
           </w:r>
           <w:r>
             <w:rPr>
@@ -3009,7 +3018,7 @@
             <w:fldChar w:fldCharType="begin"/>
           </w:r>
           <w:r>
-            <w:instrText xml:space="preserve"> PAGEREF _Toc25259 \h </w:instrText>
+            <w:instrText xml:space="preserve"> PAGEREF _Toc27015 \h </w:instrText>
           </w:r>
           <w:r>
             <w:fldChar w:fldCharType="separate"/>
@@ -3047,7 +3056,7 @@
               <w:rFonts w:hint="eastAsia" w:ascii="宋体" w:hAnsi="宋体" w:eastAsia="宋体" w:cs="宋体"/>
               <w:szCs w:val="24"/>
             </w:rPr>
-            <w:instrText xml:space="preserve"> HYPERLINK \l _Toc27039 </w:instrText>
+            <w:instrText xml:space="preserve"> HYPERLINK \l _Toc18136 </w:instrText>
           </w:r>
           <w:r>
             <w:rPr>
@@ -3070,7 +3079,7 @@
             <w:fldChar w:fldCharType="begin"/>
           </w:r>
           <w:r>
-            <w:instrText xml:space="preserve"> PAGEREF _Toc27039 \h </w:instrText>
+            <w:instrText xml:space="preserve"> PAGEREF _Toc18136 \h </w:instrText>
           </w:r>
           <w:r>
             <w:fldChar w:fldCharType="separate"/>
@@ -3108,7 +3117,7 @@
               <w:rFonts w:hint="eastAsia" w:ascii="宋体" w:hAnsi="宋体" w:eastAsia="宋体" w:cs="宋体"/>
               <w:szCs w:val="24"/>
             </w:rPr>
-            <w:instrText xml:space="preserve"> HYPERLINK \l _Toc2138 </w:instrText>
+            <w:instrText xml:space="preserve"> HYPERLINK \l _Toc17947 </w:instrText>
           </w:r>
           <w:r>
             <w:rPr>
@@ -3131,7 +3140,7 @@
             <w:fldChar w:fldCharType="begin"/>
           </w:r>
           <w:r>
-            <w:instrText xml:space="preserve"> PAGEREF _Toc2138 \h </w:instrText>
+            <w:instrText xml:space="preserve"> PAGEREF _Toc17947 \h </w:instrText>
           </w:r>
           <w:r>
             <w:fldChar w:fldCharType="separate"/>
@@ -3169,7 +3178,7 @@
               <w:rFonts w:hint="eastAsia" w:ascii="宋体" w:hAnsi="宋体" w:eastAsia="宋体" w:cs="宋体"/>
               <w:szCs w:val="24"/>
             </w:rPr>
-            <w:instrText xml:space="preserve"> HYPERLINK \l _Toc20310 </w:instrText>
+            <w:instrText xml:space="preserve"> HYPERLINK \l _Toc21858 </w:instrText>
           </w:r>
           <w:r>
             <w:rPr>
@@ -3192,7 +3201,7 @@
             <w:fldChar w:fldCharType="begin"/>
           </w:r>
           <w:r>
-            <w:instrText xml:space="preserve"> PAGEREF _Toc20310 \h </w:instrText>
+            <w:instrText xml:space="preserve"> PAGEREF _Toc21858 \h </w:instrText>
           </w:r>
           <w:r>
             <w:fldChar w:fldCharType="separate"/>
@@ -3230,7 +3239,7 @@
               <w:rFonts w:hint="eastAsia" w:ascii="宋体" w:hAnsi="宋体" w:eastAsia="宋体" w:cs="宋体"/>
               <w:szCs w:val="24"/>
             </w:rPr>
-            <w:instrText xml:space="preserve"> HYPERLINK \l _Toc5901 </w:instrText>
+            <w:instrText xml:space="preserve"> HYPERLINK \l _Toc18504 </w:instrText>
           </w:r>
           <w:r>
             <w:rPr>
@@ -3253,7 +3262,7 @@
             <w:fldChar w:fldCharType="begin"/>
           </w:r>
           <w:r>
-            <w:instrText xml:space="preserve"> PAGEREF _Toc5901 \h </w:instrText>
+            <w:instrText xml:space="preserve"> PAGEREF _Toc18504 \h </w:instrText>
           </w:r>
           <w:r>
             <w:fldChar w:fldCharType="separate"/>
@@ -3291,7 +3300,7 @@
               <w:rFonts w:hint="eastAsia" w:ascii="宋体" w:hAnsi="宋体" w:eastAsia="宋体" w:cs="宋体"/>
               <w:szCs w:val="24"/>
             </w:rPr>
-            <w:instrText xml:space="preserve"> HYPERLINK \l _Toc5971 </w:instrText>
+            <w:instrText xml:space="preserve"> HYPERLINK \l _Toc30098 </w:instrText>
           </w:r>
           <w:r>
             <w:rPr>
@@ -3314,7 +3323,7 @@
             <w:fldChar w:fldCharType="begin"/>
           </w:r>
           <w:r>
-            <w:instrText xml:space="preserve"> PAGEREF _Toc5971 \h </w:instrText>
+            <w:instrText xml:space="preserve"> PAGEREF _Toc30098 \h </w:instrText>
           </w:r>
           <w:r>
             <w:fldChar w:fldCharType="separate"/>
@@ -3352,7 +3361,7 @@
               <w:rFonts w:hint="eastAsia" w:ascii="宋体" w:hAnsi="宋体" w:eastAsia="宋体" w:cs="宋体"/>
               <w:szCs w:val="24"/>
             </w:rPr>
-            <w:instrText xml:space="preserve"> HYPERLINK \l _Toc18418 </w:instrText>
+            <w:instrText xml:space="preserve"> HYPERLINK \l _Toc25395 </w:instrText>
           </w:r>
           <w:r>
             <w:rPr>
@@ -3375,7 +3384,7 @@
             <w:fldChar w:fldCharType="begin"/>
           </w:r>
           <w:r>
-            <w:instrText xml:space="preserve"> PAGEREF _Toc18418 \h </w:instrText>
+            <w:instrText xml:space="preserve"> PAGEREF _Toc25395 \h </w:instrText>
           </w:r>
           <w:r>
             <w:fldChar w:fldCharType="separate"/>
@@ -3413,7 +3422,7 @@
               <w:rFonts w:hint="eastAsia" w:ascii="宋体" w:hAnsi="宋体" w:eastAsia="宋体" w:cs="宋体"/>
               <w:szCs w:val="24"/>
             </w:rPr>
-            <w:instrText xml:space="preserve"> HYPERLINK \l _Toc15026 </w:instrText>
+            <w:instrText xml:space="preserve"> HYPERLINK \l _Toc25477 </w:instrText>
           </w:r>
           <w:r>
             <w:rPr>
@@ -3436,7 +3445,7 @@
             <w:fldChar w:fldCharType="begin"/>
           </w:r>
           <w:r>
-            <w:instrText xml:space="preserve"> PAGEREF _Toc15026 \h </w:instrText>
+            <w:instrText xml:space="preserve"> PAGEREF _Toc25477 \h </w:instrText>
           </w:r>
           <w:r>
             <w:fldChar w:fldCharType="separate"/>
@@ -3474,7 +3483,7 @@
               <w:rFonts w:hint="eastAsia" w:ascii="宋体" w:hAnsi="宋体" w:eastAsia="宋体" w:cs="宋体"/>
               <w:szCs w:val="24"/>
             </w:rPr>
-            <w:instrText xml:space="preserve"> HYPERLINK \l _Toc18895 </w:instrText>
+            <w:instrText xml:space="preserve"> HYPERLINK \l _Toc18913 </w:instrText>
           </w:r>
           <w:r>
             <w:rPr>
@@ -3497,7 +3506,7 @@
             <w:fldChar w:fldCharType="begin"/>
           </w:r>
           <w:r>
-            <w:instrText xml:space="preserve"> PAGEREF _Toc18895 \h </w:instrText>
+            <w:instrText xml:space="preserve"> PAGEREF _Toc18913 \h </w:instrText>
           </w:r>
           <w:r>
             <w:fldChar w:fldCharType="separate"/>
@@ -3535,7 +3544,7 @@
               <w:rFonts w:hint="eastAsia" w:ascii="宋体" w:hAnsi="宋体" w:eastAsia="宋体" w:cs="宋体"/>
               <w:szCs w:val="24"/>
             </w:rPr>
-            <w:instrText xml:space="preserve"> HYPERLINK \l _Toc18128 </w:instrText>
+            <w:instrText xml:space="preserve"> HYPERLINK \l _Toc22530 </w:instrText>
           </w:r>
           <w:r>
             <w:rPr>
@@ -3558,7 +3567,7 @@
             <w:fldChar w:fldCharType="begin"/>
           </w:r>
           <w:r>
-            <w:instrText xml:space="preserve"> PAGEREF _Toc18128 \h </w:instrText>
+            <w:instrText xml:space="preserve"> PAGEREF _Toc22530 \h </w:instrText>
           </w:r>
           <w:r>
             <w:fldChar w:fldCharType="separate"/>
@@ -3596,7 +3605,7 @@
               <w:rFonts w:hint="eastAsia" w:ascii="宋体" w:hAnsi="宋体" w:eastAsia="宋体" w:cs="宋体"/>
               <w:szCs w:val="24"/>
             </w:rPr>
-            <w:instrText xml:space="preserve"> HYPERLINK \l _Toc28533 </w:instrText>
+            <w:instrText xml:space="preserve"> HYPERLINK \l _Toc17523 </w:instrText>
           </w:r>
           <w:r>
             <w:rPr>
@@ -3626,7 +3635,7 @@
             <w:fldChar w:fldCharType="begin"/>
           </w:r>
           <w:r>
-            <w:instrText xml:space="preserve"> PAGEREF _Toc28533 \h </w:instrText>
+            <w:instrText xml:space="preserve"> PAGEREF _Toc17523 \h </w:instrText>
           </w:r>
           <w:r>
             <w:fldChar w:fldCharType="separate"/>
@@ -3664,7 +3673,7 @@
               <w:rFonts w:hint="eastAsia" w:ascii="宋体" w:hAnsi="宋体" w:eastAsia="宋体" w:cs="宋体"/>
               <w:szCs w:val="24"/>
             </w:rPr>
-            <w:instrText xml:space="preserve"> HYPERLINK \l _Toc31356 </w:instrText>
+            <w:instrText xml:space="preserve"> HYPERLINK \l _Toc27473 </w:instrText>
           </w:r>
           <w:r>
             <w:rPr>
@@ -3694,7 +3703,7 @@
             <w:fldChar w:fldCharType="begin"/>
           </w:r>
           <w:r>
-            <w:instrText xml:space="preserve"> PAGEREF _Toc31356 \h </w:instrText>
+            <w:instrText xml:space="preserve"> PAGEREF _Toc27473 \h </w:instrText>
           </w:r>
           <w:r>
             <w:fldChar w:fldCharType="separate"/>
@@ -3732,7 +3741,7 @@
               <w:rFonts w:hint="eastAsia" w:ascii="宋体" w:hAnsi="宋体" w:eastAsia="宋体" w:cs="宋体"/>
               <w:szCs w:val="24"/>
             </w:rPr>
-            <w:instrText xml:space="preserve"> HYPERLINK \l _Toc24241 </w:instrText>
+            <w:instrText xml:space="preserve"> HYPERLINK \l _Toc24591 </w:instrText>
           </w:r>
           <w:r>
             <w:rPr>
@@ -3762,7 +3771,7 @@
             <w:fldChar w:fldCharType="begin"/>
           </w:r>
           <w:r>
-            <w:instrText xml:space="preserve"> PAGEREF _Toc24241 \h </w:instrText>
+            <w:instrText xml:space="preserve"> PAGEREF _Toc24591 \h </w:instrText>
           </w:r>
           <w:r>
             <w:fldChar w:fldCharType="separate"/>
@@ -3874,7 +3883,7 @@
         <w:snapToGrid w:val="0"/>
         <w:textAlignment w:val="baseline"/>
       </w:pPr>
-      <w:bookmarkStart w:id="2" w:name="_Toc7624"/>
+      <w:bookmarkStart w:id="2" w:name="_Toc31471"/>
       <w:r>
         <w:rPr>
           <w:rFonts w:hint="eastAsia"/>
@@ -3906,7 +3915,7 @@
           <w:lang w:val="en-US" w:eastAsia="zh-CN"/>
         </w:rPr>
       </w:pPr>
-      <w:bookmarkStart w:id="3" w:name="_Toc21826"/>
+      <w:bookmarkStart w:id="3" w:name="_Toc22030"/>
       <w:r>
         <w:rPr>
           <w:rFonts w:hint="eastAsia"/>
@@ -3974,7 +3983,7 @@
           <w:lang w:val="en-US" w:eastAsia="zh-CN"/>
         </w:rPr>
       </w:pPr>
-      <w:bookmarkStart w:id="4" w:name="_Toc15431"/>
+      <w:bookmarkStart w:id="4" w:name="_Toc26345"/>
       <w:r>
         <w:rPr>
           <w:rFonts w:hint="eastAsia"/>
@@ -4042,7 +4051,7 @@
           <w:lang w:val="en-US" w:eastAsia="zh-CN"/>
         </w:rPr>
       </w:pPr>
-      <w:bookmarkStart w:id="5" w:name="_Toc26056"/>
+      <w:bookmarkStart w:id="5" w:name="_Toc15711"/>
       <w:r>
         <w:rPr>
           <w:rFonts w:hint="eastAsia"/>
@@ -4244,7 +4253,7 @@
           <w:lang w:val="en-US" w:eastAsia="zh-CN"/>
         </w:rPr>
       </w:pPr>
-      <w:bookmarkStart w:id="6" w:name="_Toc30915"/>
+      <w:bookmarkStart w:id="6" w:name="_Toc4056"/>
       <w:r>
         <w:rPr>
           <w:rFonts w:hint="eastAsia"/>
@@ -4276,7 +4285,7 @@
           <w:lang w:val="en-US" w:eastAsia="zh-CN"/>
         </w:rPr>
       </w:pPr>
-      <w:bookmarkStart w:id="7" w:name="_Toc20428"/>
+      <w:bookmarkStart w:id="7" w:name="_Toc1042"/>
       <w:r>
         <w:rPr>
           <w:rFonts w:hint="eastAsia"/>
@@ -4338,7 +4347,7 @@
           <w:lang w:val="en-US" w:eastAsia="zh-CN"/>
         </w:rPr>
       </w:pPr>
-      <w:bookmarkStart w:id="8" w:name="_Toc8054"/>
+      <w:bookmarkStart w:id="8" w:name="_Toc23786"/>
       <w:r>
         <w:rPr>
           <w:rFonts w:hint="default"/>
@@ -4400,7 +4409,7 @@
           <w:lang w:val="en-US" w:eastAsia="zh-CN"/>
         </w:rPr>
       </w:pPr>
-      <w:bookmarkStart w:id="9" w:name="_Toc25628"/>
+      <w:bookmarkStart w:id="9" w:name="_Toc2176"/>
       <w:r>
         <w:rPr>
           <w:rFonts w:hint="default"/>
@@ -4492,7 +4501,7 @@
           <w:lang w:val="en-US" w:eastAsia="zh-CN"/>
         </w:rPr>
       </w:pPr>
-      <w:bookmarkStart w:id="10" w:name="_Toc9579"/>
+      <w:bookmarkStart w:id="10" w:name="_Toc8019"/>
       <w:r>
         <w:rPr>
           <w:rFonts w:hint="eastAsia"/>
@@ -4554,7 +4563,7 @@
           <w:lang w:val="en-US" w:eastAsia="zh-CN"/>
         </w:rPr>
       </w:pPr>
-      <w:bookmarkStart w:id="11" w:name="_Toc29994"/>
+      <w:bookmarkStart w:id="11" w:name="_Toc6729"/>
       <w:r>
         <w:rPr>
           <w:rFonts w:hint="eastAsia"/>
@@ -5035,7 +5044,7 @@
         <w:snapToGrid w:val="0"/>
         <w:textAlignment w:val="baseline"/>
       </w:pPr>
-      <w:bookmarkStart w:id="12" w:name="_Toc18075"/>
+      <w:bookmarkStart w:id="12" w:name="_Toc1672"/>
       <w:r>
         <w:rPr>
           <w:rFonts w:hint="eastAsia"/>
@@ -5288,7 +5297,7 @@
           <w:lang w:val="en-US" w:eastAsia="zh-CN"/>
         </w:rPr>
       </w:pPr>
-      <w:bookmarkStart w:id="13" w:name="_Toc23851"/>
+      <w:bookmarkStart w:id="13" w:name="_Toc6172"/>
       <w:r>
         <w:rPr>
           <w:rFonts w:hint="eastAsia"/>
@@ -5320,7 +5329,7 @@
           <w:lang w:val="en-US" w:eastAsia="zh-CN"/>
         </w:rPr>
       </w:pPr>
-      <w:bookmarkStart w:id="14" w:name="_Toc20989"/>
+      <w:bookmarkStart w:id="14" w:name="_Toc22365"/>
       <w:r>
         <w:rPr>
           <w:rFonts w:hint="default"/>
@@ -5352,7 +5361,7 @@
           <w:lang w:val="en-US" w:eastAsia="zh-CN"/>
         </w:rPr>
       </w:pPr>
-      <w:bookmarkStart w:id="15" w:name="_Toc32368"/>
+      <w:bookmarkStart w:id="15" w:name="_Toc6354"/>
       <w:r>
         <w:rPr>
           <w:rFonts w:hint="default"/>
@@ -5414,7 +5423,7 @@
           <w:lang w:val="en-US" w:eastAsia="zh-CN"/>
         </w:rPr>
       </w:pPr>
-      <w:bookmarkStart w:id="16" w:name="_Toc31500"/>
+      <w:bookmarkStart w:id="16" w:name="_Toc1337"/>
       <w:r>
         <w:rPr>
           <w:rFonts w:hint="default"/>
@@ -5476,7 +5485,7 @@
           <w:lang w:val="en-US" w:eastAsia="zh-CN"/>
         </w:rPr>
       </w:pPr>
-      <w:bookmarkStart w:id="17" w:name="_Toc22345"/>
+      <w:bookmarkStart w:id="17" w:name="_Toc25187"/>
       <w:r>
         <w:rPr>
           <w:rFonts w:hint="default"/>
@@ -5538,7 +5547,7 @@
           <w:lang w:val="en-US" w:eastAsia="zh-CN"/>
         </w:rPr>
       </w:pPr>
-      <w:bookmarkStart w:id="18" w:name="_Toc1170"/>
+      <w:bookmarkStart w:id="18" w:name="_Toc1462"/>
       <w:r>
         <w:rPr>
           <w:rFonts w:hint="default"/>
@@ -5570,7 +5579,7 @@
           <w:lang w:val="en-US" w:eastAsia="zh-CN"/>
         </w:rPr>
       </w:pPr>
-      <w:bookmarkStart w:id="19" w:name="_Toc20011"/>
+      <w:bookmarkStart w:id="19" w:name="_Toc17787"/>
       <w:r>
         <w:rPr>
           <w:rFonts w:hint="default"/>
@@ -5607,7 +5616,7 @@
           <w:rFonts w:hint="default"/>
           <w:lang w:val="en-US" w:eastAsia="zh-CN"/>
         </w:rPr>
-        <w:t>运维部部长应至少每半年组织一次服务目录的符合性、适宜性评审，确保其与实际业务、客户需求、资源配置相匹配。</w:t>
+        <w:t>运维部经理应至少每半年组织一次服务目录的符合性、适宜性评审，确保其与实际业务、客户需求、资源配置相匹配。</w:t>
       </w:r>
     </w:p>
     <w:p>
@@ -5632,7 +5641,7 @@
           <w:lang w:val="en-US" w:eastAsia="zh-CN"/>
         </w:rPr>
       </w:pPr>
-      <w:bookmarkStart w:id="20" w:name="_Toc30391"/>
+      <w:bookmarkStart w:id="20" w:name="_Toc14946"/>
       <w:r>
         <w:rPr>
           <w:rFonts w:hint="default"/>
@@ -5694,7 +5703,7 @@
           <w:lang w:val="en-US" w:eastAsia="zh-CN"/>
         </w:rPr>
       </w:pPr>
-      <w:bookmarkStart w:id="21" w:name="_Toc16378"/>
+      <w:bookmarkStart w:id="21" w:name="_Toc27320"/>
       <w:r>
         <w:rPr>
           <w:rFonts w:hint="default"/>
@@ -5874,7 +5883,7 @@
           <w:lang w:val="en-US" w:eastAsia="zh-CN"/>
         </w:rPr>
       </w:pPr>
-      <w:bookmarkStart w:id="22" w:name="_Toc25259"/>
+      <w:bookmarkStart w:id="22" w:name="_Toc27015"/>
       <w:r>
         <w:rPr>
           <w:rFonts w:hint="default"/>
@@ -5906,7 +5915,7 @@
           <w:lang w:val="en-US" w:eastAsia="zh-CN"/>
         </w:rPr>
       </w:pPr>
-      <w:bookmarkStart w:id="23" w:name="_Toc27039"/>
+      <w:bookmarkStart w:id="23" w:name="_Toc18136"/>
       <w:r>
         <w:rPr>
           <w:rFonts w:hint="default"/>
@@ -5968,7 +5977,7 @@
           <w:lang w:val="en-US" w:eastAsia="zh-CN"/>
         </w:rPr>
       </w:pPr>
-      <w:bookmarkStart w:id="24" w:name="_Toc2138"/>
+      <w:bookmarkStart w:id="24" w:name="_Toc17947"/>
       <w:r>
         <w:rPr>
           <w:rFonts w:hint="default"/>
@@ -6030,9 +6039,7 @@
           <w:lang w:val="en-US" w:eastAsia="zh-CN"/>
         </w:rPr>
       </w:pPr>
-      <w:bookmarkStart w:id="25" w:name="_Toc20310"/>
-      <w:bookmarkStart w:id="38" w:name="_GoBack"/>
-      <w:bookmarkEnd w:id="38"/>
+      <w:bookmarkStart w:id="25" w:name="_Toc21858"/>
       <w:r>
         <w:rPr>
           <w:rFonts w:hint="default"/>
@@ -6064,7 +6071,7 @@
           <w:lang w:val="en-US" w:eastAsia="zh-CN"/>
         </w:rPr>
       </w:pPr>
-      <w:bookmarkStart w:id="26" w:name="_Toc5901"/>
+      <w:bookmarkStart w:id="26" w:name="_Toc18504"/>
       <w:r>
         <w:rPr>
           <w:rFonts w:hint="default"/>
@@ -6126,7 +6133,7 @@
           <w:lang w:val="en-US" w:eastAsia="zh-CN"/>
         </w:rPr>
       </w:pPr>
-      <w:bookmarkStart w:id="27" w:name="_Toc5971"/>
+      <w:bookmarkStart w:id="27" w:name="_Toc30098"/>
       <w:r>
         <w:rPr>
           <w:rFonts w:hint="default"/>
@@ -6196,7 +6203,7 @@
           <w:lang w:val="en-US" w:eastAsia="zh-CN"/>
         </w:rPr>
       </w:pPr>
-      <w:bookmarkStart w:id="28" w:name="_Toc18418"/>
+      <w:bookmarkStart w:id="28" w:name="_Toc25395"/>
       <w:r>
         <w:rPr>
           <w:rFonts w:hint="default"/>
@@ -6228,7 +6235,7 @@
           <w:lang w:val="en-US" w:eastAsia="zh-CN"/>
         </w:rPr>
       </w:pPr>
-      <w:bookmarkStart w:id="29" w:name="_Toc15026"/>
+      <w:bookmarkStart w:id="29" w:name="_Toc25477"/>
       <w:r>
         <w:rPr>
           <w:rFonts w:hint="default"/>
@@ -6265,7 +6272,7 @@
           <w:rFonts w:hint="default"/>
           <w:lang w:val="en-US" w:eastAsia="zh-CN"/>
         </w:rPr>
-        <w:t>运维部部长定期组织检查各项目服务目录的执行情况，包括服务交付符合性、客户满意度、资源适配度等。</w:t>
+        <w:t>运维部经理定期组织检查各项目服务目录的执行情况，包括服务交付符合性、客户满意度、资源适配度等。</w:t>
       </w:r>
     </w:p>
     <w:p>
@@ -6290,7 +6297,7 @@
           <w:lang w:val="en-US" w:eastAsia="zh-CN"/>
         </w:rPr>
       </w:pPr>
-      <w:bookmarkStart w:id="30" w:name="_Toc18895"/>
+      <w:bookmarkStart w:id="30" w:name="_Toc18913"/>
       <w:r>
         <w:rPr>
           <w:rFonts w:hint="default"/>
@@ -6352,7 +6359,7 @@
           <w:lang w:val="en-US" w:eastAsia="zh-CN"/>
         </w:rPr>
       </w:pPr>
-      <w:bookmarkStart w:id="31" w:name="_Toc18128"/>
+      <w:bookmarkStart w:id="31" w:name="_Toc22530"/>
       <w:r>
         <w:rPr>
           <w:rFonts w:hint="default"/>
@@ -6418,7 +6425,7 @@
       <w:bookmarkStart w:id="32" w:name="bookmark3"/>
       <w:bookmarkEnd w:id="32"/>
       <w:bookmarkStart w:id="33" w:name="_Toc17424"/>
-      <w:bookmarkStart w:id="34" w:name="_Toc28533"/>
+      <w:bookmarkStart w:id="34" w:name="_Toc17523"/>
       <w:r>
         <w:rPr>
           <w:rStyle w:val="38"/>
@@ -6520,7 +6527,7 @@
       </w:pPr>
       <w:bookmarkStart w:id="35" w:name="bookmark14"/>
       <w:bookmarkEnd w:id="35"/>
-      <w:bookmarkStart w:id="36" w:name="_Toc31356"/>
+      <w:bookmarkStart w:id="36" w:name="_Toc27473"/>
       <w:r>
         <w:rPr>
           <w:rFonts w:hint="eastAsia"/>
@@ -6582,7 +6589,7 @@
           <w:lang w:val="en-US" w:eastAsia="zh-CN"/>
         </w:rPr>
       </w:pPr>
-      <w:bookmarkStart w:id="37" w:name="_Toc24241"/>
+      <w:bookmarkStart w:id="37" w:name="_Toc24591"/>
       <w:r>
         <w:rPr>
           <w:rFonts w:hint="eastAsia"/>
